--- a/pr-preview/pr-50/Your-Book-Title.docx
+++ b/pr-preview/pr-50/Your-Book-Title.docx
@@ -2265,7 +2265,7 @@
         <w:t xml:space="preserve"> </w:t>
       </w:r>
       <w:r>
-        <w:t xml:space="preserve">02b91b2</w:t>
+        <w:t xml:space="preserve">8db4bec</w:t>
       </w:r>
     </w:p>
     <w:p>
@@ -2287,7 +2287,7 @@
         <w:t xml:space="preserve"> </w:t>
       </w:r>
       <w:r>
-        <w:t xml:space="preserve">02b91b2b75ed0e8aa75773fced66d380e9cc3d49</w:t>
+        <w:t xml:space="preserve">8db4bec4915907081efbbd965e0db3fa827b8920</w:t>
       </w:r>
     </w:p>
     <w:p>
@@ -2309,7 +2309,7 @@
         <w:t xml:space="preserve"> </w:t>
       </w:r>
       <w:r>
-        <w:t xml:space="preserve">2026-06-27 00:01:30 +0000</w:t>
+        <w:t xml:space="preserve">2026-06-26 16:58:56 -0700</w:t>
       </w:r>
     </w:p>
     <w:p>

--- a/pr-preview/pr-50/Your-Book-Title.docx
+++ b/pr-preview/pr-50/Your-Book-Title.docx
@@ -2265,7 +2265,7 @@
         <w:t xml:space="preserve"> </w:t>
       </w:r>
       <w:r>
-        <w:t xml:space="preserve">8db4bec</w:t>
+        <w:t xml:space="preserve">b6de256</w:t>
       </w:r>
     </w:p>
     <w:p>
@@ -2287,7 +2287,7 @@
         <w:t xml:space="preserve"> </w:t>
       </w:r>
       <w:r>
-        <w:t xml:space="preserve">8db4bec4915907081efbbd965e0db3fa827b8920</w:t>
+        <w:t xml:space="preserve">b6de2563cace3c80d864b462deeaeca29e071364</w:t>
       </w:r>
     </w:p>
     <w:p>
@@ -2309,7 +2309,7 @@
         <w:t xml:space="preserve"> </w:t>
       </w:r>
       <w:r>
-        <w:t xml:space="preserve">2026-06-26 16:58:56 -0700</w:t>
+        <w:t xml:space="preserve">2026-06-27 00:05:53 +0000</w:t>
       </w:r>
     </w:p>
     <w:p>

--- a/pr-preview/pr-50/Your-Book-Title.docx
+++ b/pr-preview/pr-50/Your-Book-Title.docx
@@ -2265,7 +2265,7 @@
         <w:t xml:space="preserve"> </w:t>
       </w:r>
       <w:r>
-        <w:t xml:space="preserve">b6de256</w:t>
+        <w:t xml:space="preserve">8fcc3a5</w:t>
       </w:r>
     </w:p>
     <w:p>
@@ -2287,7 +2287,7 @@
         <w:t xml:space="preserve"> </w:t>
       </w:r>
       <w:r>
-        <w:t xml:space="preserve">b6de2563cace3c80d864b462deeaeca29e071364</w:t>
+        <w:t xml:space="preserve">8fcc3a508cd8f8e254429220a63a9ba1e339db3f</w:t>
       </w:r>
     </w:p>
     <w:p>
@@ -2309,7 +2309,7 @@
         <w:t xml:space="preserve"> </w:t>
       </w:r>
       <w:r>
-        <w:t xml:space="preserve">2026-06-27 00:05:53 +0000</w:t>
+        <w:t xml:space="preserve">2026-06-27 00:08:04 +0000</w:t>
       </w:r>
     </w:p>
     <w:p>
